--- a/문서/2022184031_임수영_숙제7.docx
+++ b/문서/2022184031_임수영_숙제7.docx
@@ -122,7 +122,25 @@
                 <w:sz w:val="32"/>
                 <w:szCs w:val="32"/>
               </w:rPr>
-              <w:t>12th Gen Intel(R) Core(TM) i7-12700</w:t>
+              <w:t xml:space="preserve">12th Gen Intel(R) </w:t>
+            </w:r>
+            <w:proofErr w:type="gramStart"/>
+            <w:r>
+              <w:rPr>
+                <w:rFonts w:ascii="HY견고딕" w:eastAsia="HY견고딕" w:hint="eastAsia"/>
+                <w:sz w:val="32"/>
+                <w:szCs w:val="32"/>
+              </w:rPr>
+              <w:t>Core(</w:t>
+            </w:r>
+            <w:proofErr w:type="gramEnd"/>
+            <w:r>
+              <w:rPr>
+                <w:rFonts w:ascii="HY견고딕" w:eastAsia="HY견고딕" w:hint="eastAsia"/>
+                <w:sz w:val="32"/>
+                <w:szCs w:val="32"/>
+              </w:rPr>
+              <w:t>TM) i7-12700</w:t>
             </w:r>
           </w:p>
         </w:tc>
